--- a/projects/TRD-EHR/paper1-trd-prediction/parts/supplement/24-s10-representation-field-crosswalk.docx
+++ b/projects/TRD-EHR/paper1-trd-prediction/parts/supplement/24-s10-representation-field-crosswalk.docx
@@ -2,7 +2,7 @@
 <file path=word/document.xml><?xml version="1.0" encoding="utf-8"?>
 <w:document xmlns:w="http://schemas.openxmlformats.org/wordprocessingml/2006/main" xmlns:m="http://schemas.openxmlformats.org/officeDocument/2006/math" xmlns:r="http://schemas.openxmlformats.org/officeDocument/2006/relationships" xmlns:o="urn:schemas-microsoft-com:office:office" xmlns:v="urn:schemas-microsoft-com:vml" xmlns:w10="urn:schemas-microsoft-com:office:word" xmlns:a="http://schemas.openxmlformats.org/drawingml/2006/main" xmlns:pic="http://schemas.openxmlformats.org/drawingml/2006/picture" xmlns:wp="http://schemas.openxmlformats.org/drawingml/2006/wordprocessingDrawing">
   <w:body>
-    <w:bookmarkStart w:id="9" w:name="_e650b54780c89be4b61c8e79b27209b39a2bb9d"/>
+    <w:bookmarkStart w:id="20" w:name="s10-representation-field-crosswalk"/>
     <w:p>
       <w:pPr>
         <w:pStyle w:val="Heading1"/>
@@ -1456,7 +1456,7 @@
               <w:jc w:val="left"/>
             </w:pPr>
             <w:r>
-              <w:t xml:space="preserve">five trials_&lt;class&gt; counts</w:t>
+              <w:t xml:space="preserve">five per-class trial counts</w:t>
             </w:r>
           </w:p>
         </w:tc>
@@ -1872,7 +1872,7 @@
     </w:tbl>
     <w:p>
       <w:pPr>
-        <w:pStyle w:val="FirstParagraph"/>
+        <w:pStyle w:val="BodyText"/>
       </w:pPr>
       <w:r>
         <w:t xml:space="preserve">Eleven rows are asymmetric. Ten provide additional or finer information to the narrative, including index date, sexual orientation, vital signs, 4 sociodemographic categories, and 3 medication blocks. Recorded history length is available only to FEATURE. The primary comparison therefore cannot isolate encoding from information content.</w:t>
@@ -1894,7 +1894,7 @@
         <w:t xml:space="preserve">A sensitivity analysis added vital signs to FEATURE using missingness indicators and within-fold median imputation and added recorded history length to the narratives. The best-model contrast was reported to remain nonsignificant. These changes address selected asymmetries, not all differences listed above. Quantitative results are not included here and are available from the corresponding author.</w:t>
       </w:r>
     </w:p>
-    <w:bookmarkEnd w:id="9"/>
+    <w:bookmarkEnd w:id="20"/>
     <w:sectPr>
       <w:pgSz w:h="15840" w:w="12240"/>
       <w:pgMar w:bottom="1440" w:footer="708" w:gutter="0" w:header="708" w:left="1800" w:right="1800" w:top="1440"/>
